--- a/13. ArrayMatrixManipulation/Spiral.docx
+++ b/13. ArrayMatrixManipulation/Spiral.docx
@@ -464,15 +464,7 @@
     </w:p>
     <w:p>
       <w:r>
-        <w:t xml:space="preserve">    public List&lt;Integer&gt; </w:t>
-      </w:r>
-      <w:proofErr w:type="spellStart"/>
-      <w:r>
-        <w:t>spiralOrder</w:t>
-      </w:r>
-      <w:proofErr w:type="spellEnd"/>
-      <w:r>
-        <w:t>(int[][] m) {</w:t>
+        <w:t xml:space="preserve">    public List&lt;Integer&gt; spiralOrder(int[][] m) {</w:t>
       </w:r>
     </w:p>
     <w:p>
@@ -497,15 +489,7 @@
     </w:p>
     <w:p>
       <w:r>
-        <w:t xml:space="preserve">       List&lt;Integer&gt; res = new </w:t>
-      </w:r>
-      <w:proofErr w:type="spellStart"/>
-      <w:r>
-        <w:t>ArrayList</w:t>
-      </w:r>
-      <w:proofErr w:type="spellEnd"/>
-      <w:r>
-        <w:t>();</w:t>
+        <w:t xml:space="preserve">       List&lt;Integer&gt; res = new ArrayList();</w:t>
       </w:r>
     </w:p>
     <w:p>
@@ -530,102 +514,22 @@
           <w:b/>
           <w:bCs/>
         </w:rPr>
-        <w:t xml:space="preserve">        for(int </w:t>
-      </w:r>
-      <w:proofErr w:type="spellStart"/>
-      <w:r>
-        <w:rPr>
-          <w:b/>
-          <w:bCs/>
-        </w:rPr>
-        <w:t>i</w:t>
-      </w:r>
-      <w:proofErr w:type="spellEnd"/>
-      <w:r>
-        <w:rPr>
-          <w:b/>
-          <w:bCs/>
-        </w:rPr>
-        <w:t xml:space="preserve"> = left; </w:t>
-      </w:r>
-      <w:proofErr w:type="spellStart"/>
-      <w:r>
-        <w:rPr>
-          <w:b/>
-          <w:bCs/>
-        </w:rPr>
-        <w:t>i</w:t>
-      </w:r>
-      <w:proofErr w:type="spellEnd"/>
-      <w:r>
-        <w:rPr>
-          <w:b/>
-          <w:bCs/>
-        </w:rPr>
-        <w:t>&lt;=</w:t>
-      </w:r>
-      <w:proofErr w:type="spellStart"/>
-      <w:r>
-        <w:rPr>
-          <w:b/>
-          <w:bCs/>
-        </w:rPr>
-        <w:t>right;i</w:t>
-      </w:r>
-      <w:proofErr w:type="spellEnd"/>
-      <w:r>
-        <w:rPr>
-          <w:b/>
-          <w:bCs/>
-        </w:rPr>
-        <w:t>++)//left to right</w:t>
-      </w:r>
-    </w:p>
-    <w:p>
-      <w:pPr>
-        <w:rPr>
-          <w:b/>
-          <w:bCs/>
-        </w:rPr>
-      </w:pPr>
-      <w:r>
-        <w:rPr>
-          <w:b/>
-          <w:bCs/>
-        </w:rPr>
-        <w:t xml:space="preserve">            </w:t>
-      </w:r>
-      <w:proofErr w:type="spellStart"/>
-      <w:r>
-        <w:rPr>
-          <w:b/>
-          <w:bCs/>
-        </w:rPr>
-        <w:t>res.add</w:t>
-      </w:r>
-      <w:proofErr w:type="spellEnd"/>
-      <w:r>
-        <w:rPr>
-          <w:b/>
-          <w:bCs/>
-        </w:rPr>
-        <w:t>(m[top][</w:t>
-      </w:r>
-      <w:proofErr w:type="spellStart"/>
-      <w:r>
-        <w:rPr>
-          <w:b/>
-          <w:bCs/>
-        </w:rPr>
-        <w:t>i</w:t>
-      </w:r>
-      <w:proofErr w:type="spellEnd"/>
-      <w:r>
-        <w:rPr>
-          <w:b/>
-          <w:bCs/>
-        </w:rPr>
-        <w:t>]);</w:t>
+        <w:t xml:space="preserve">        for(int i = left; i&lt;=right;i++)//left to right</w:t>
+      </w:r>
+    </w:p>
+    <w:p>
+      <w:pPr>
+        <w:rPr>
+          <w:b/>
+          <w:bCs/>
+        </w:rPr>
+      </w:pPr>
+      <w:r>
+        <w:rPr>
+          <w:b/>
+          <w:bCs/>
+        </w:rPr>
+        <w:t xml:space="preserve">            res.add(m[top][i]);</w:t>
       </w:r>
     </w:p>
     <w:p>
@@ -655,102 +559,22 @@
           <w:b/>
           <w:bCs/>
         </w:rPr>
-        <w:t xml:space="preserve">        for(int </w:t>
-      </w:r>
-      <w:proofErr w:type="spellStart"/>
-      <w:r>
-        <w:rPr>
-          <w:b/>
-          <w:bCs/>
-        </w:rPr>
-        <w:t>i</w:t>
-      </w:r>
-      <w:proofErr w:type="spellEnd"/>
-      <w:r>
-        <w:rPr>
-          <w:b/>
-          <w:bCs/>
-        </w:rPr>
-        <w:t xml:space="preserve">= top; </w:t>
-      </w:r>
-      <w:proofErr w:type="spellStart"/>
-      <w:r>
-        <w:rPr>
-          <w:b/>
-          <w:bCs/>
-        </w:rPr>
-        <w:t>i</w:t>
-      </w:r>
-      <w:proofErr w:type="spellEnd"/>
-      <w:r>
-        <w:rPr>
-          <w:b/>
-          <w:bCs/>
-        </w:rPr>
-        <w:t>&lt;=</w:t>
-      </w:r>
-      <w:proofErr w:type="spellStart"/>
-      <w:r>
-        <w:rPr>
-          <w:b/>
-          <w:bCs/>
-        </w:rPr>
-        <w:t>bottom;i</w:t>
-      </w:r>
-      <w:proofErr w:type="spellEnd"/>
-      <w:r>
-        <w:rPr>
-          <w:b/>
-          <w:bCs/>
-        </w:rPr>
-        <w:t>++)//right corner to bottom right</w:t>
-      </w:r>
-    </w:p>
-    <w:p>
-      <w:pPr>
-        <w:rPr>
-          <w:b/>
-          <w:bCs/>
-        </w:rPr>
-      </w:pPr>
-      <w:r>
-        <w:rPr>
-          <w:b/>
-          <w:bCs/>
-        </w:rPr>
-        <w:t xml:space="preserve">            </w:t>
-      </w:r>
-      <w:proofErr w:type="spellStart"/>
-      <w:r>
-        <w:rPr>
-          <w:b/>
-          <w:bCs/>
-        </w:rPr>
-        <w:t>res.add</w:t>
-      </w:r>
-      <w:proofErr w:type="spellEnd"/>
-      <w:r>
-        <w:rPr>
-          <w:b/>
-          <w:bCs/>
-        </w:rPr>
-        <w:t>(m[</w:t>
-      </w:r>
-      <w:proofErr w:type="spellStart"/>
-      <w:r>
-        <w:rPr>
-          <w:b/>
-          <w:bCs/>
-        </w:rPr>
-        <w:t>i</w:t>
-      </w:r>
-      <w:proofErr w:type="spellEnd"/>
-      <w:r>
-        <w:rPr>
-          <w:b/>
-          <w:bCs/>
-        </w:rPr>
-        <w:t>][right]);</w:t>
+        <w:t xml:space="preserve">        for(int i= top; i&lt;=bottom;i++)//right corner to bottom right</w:t>
+      </w:r>
+    </w:p>
+    <w:p>
+      <w:pPr>
+        <w:rPr>
+          <w:b/>
+          <w:bCs/>
+        </w:rPr>
+      </w:pPr>
+      <w:r>
+        <w:rPr>
+          <w:b/>
+          <w:bCs/>
+        </w:rPr>
+        <w:t xml:space="preserve">            res.add(m[i][right]);</w:t>
       </w:r>
     </w:p>
     <w:p>
@@ -810,102 +634,22 @@
           <w:b/>
           <w:bCs/>
         </w:rPr>
-        <w:t xml:space="preserve">        for(int </w:t>
-      </w:r>
-      <w:proofErr w:type="spellStart"/>
-      <w:r>
-        <w:rPr>
-          <w:b/>
-          <w:bCs/>
-        </w:rPr>
-        <w:t>i</w:t>
-      </w:r>
-      <w:proofErr w:type="spellEnd"/>
-      <w:r>
-        <w:rPr>
-          <w:b/>
-          <w:bCs/>
-        </w:rPr>
-        <w:t xml:space="preserve"> = right; </w:t>
-      </w:r>
-      <w:proofErr w:type="spellStart"/>
-      <w:r>
-        <w:rPr>
-          <w:b/>
-          <w:bCs/>
-        </w:rPr>
-        <w:t>i</w:t>
-      </w:r>
-      <w:proofErr w:type="spellEnd"/>
-      <w:r>
-        <w:rPr>
-          <w:b/>
-          <w:bCs/>
-        </w:rPr>
-        <w:t xml:space="preserve"> &gt;= left; </w:t>
-      </w:r>
-      <w:proofErr w:type="spellStart"/>
-      <w:r>
-        <w:rPr>
-          <w:b/>
-          <w:bCs/>
-        </w:rPr>
-        <w:t>i</w:t>
-      </w:r>
-      <w:proofErr w:type="spellEnd"/>
-      <w:r>
-        <w:rPr>
-          <w:b/>
-          <w:bCs/>
-        </w:rPr>
-        <w:t>--)</w:t>
-      </w:r>
-    </w:p>
-    <w:p>
-      <w:pPr>
-        <w:rPr>
-          <w:b/>
-          <w:bCs/>
-        </w:rPr>
-      </w:pPr>
-      <w:r>
-        <w:rPr>
-          <w:b/>
-          <w:bCs/>
-        </w:rPr>
-        <w:t xml:space="preserve">           </w:t>
-      </w:r>
-      <w:proofErr w:type="spellStart"/>
-      <w:r>
-        <w:rPr>
-          <w:b/>
-          <w:bCs/>
-        </w:rPr>
-        <w:t>res.add</w:t>
-      </w:r>
-      <w:proofErr w:type="spellEnd"/>
-      <w:r>
-        <w:rPr>
-          <w:b/>
-          <w:bCs/>
-        </w:rPr>
-        <w:t>(m[bottom][</w:t>
-      </w:r>
-      <w:proofErr w:type="spellStart"/>
-      <w:r>
-        <w:rPr>
-          <w:b/>
-          <w:bCs/>
-        </w:rPr>
-        <w:t>i</w:t>
-      </w:r>
-      <w:proofErr w:type="spellEnd"/>
-      <w:r>
-        <w:rPr>
-          <w:b/>
-          <w:bCs/>
-        </w:rPr>
-        <w:t>]);</w:t>
+        <w:t xml:space="preserve">        for(int i = right; i &gt;= left; i--)</w:t>
+      </w:r>
+    </w:p>
+    <w:p>
+      <w:pPr>
+        <w:rPr>
+          <w:b/>
+          <w:bCs/>
+        </w:rPr>
+      </w:pPr>
+      <w:r>
+        <w:rPr>
+          <w:b/>
+          <w:bCs/>
+        </w:rPr>
+        <w:t xml:space="preserve">           res.add(m[bottom][i]);</w:t>
       </w:r>
     </w:p>
     <w:p>
@@ -965,102 +709,22 @@
           <w:b/>
           <w:bCs/>
         </w:rPr>
-        <w:t xml:space="preserve">        for(int </w:t>
-      </w:r>
-      <w:proofErr w:type="spellStart"/>
-      <w:r>
-        <w:rPr>
-          <w:b/>
-          <w:bCs/>
-        </w:rPr>
-        <w:t>i</w:t>
-      </w:r>
-      <w:proofErr w:type="spellEnd"/>
-      <w:r>
-        <w:rPr>
-          <w:b/>
-          <w:bCs/>
-        </w:rPr>
-        <w:t xml:space="preserve"> = bottom ; </w:t>
-      </w:r>
-      <w:proofErr w:type="spellStart"/>
-      <w:r>
-        <w:rPr>
-          <w:b/>
-          <w:bCs/>
-        </w:rPr>
-        <w:t>i</w:t>
-      </w:r>
-      <w:proofErr w:type="spellEnd"/>
-      <w:r>
-        <w:rPr>
-          <w:b/>
-          <w:bCs/>
-        </w:rPr>
-        <w:t>&gt;=</w:t>
-      </w:r>
-      <w:proofErr w:type="spellStart"/>
-      <w:r>
-        <w:rPr>
-          <w:b/>
-          <w:bCs/>
-        </w:rPr>
-        <w:t>top;i</w:t>
-      </w:r>
-      <w:proofErr w:type="spellEnd"/>
-      <w:r>
-        <w:rPr>
-          <w:b/>
-          <w:bCs/>
-        </w:rPr>
-        <w:t>--)</w:t>
-      </w:r>
-    </w:p>
-    <w:p>
-      <w:pPr>
-        <w:rPr>
-          <w:b/>
-          <w:bCs/>
-        </w:rPr>
-      </w:pPr>
-      <w:r>
-        <w:rPr>
-          <w:b/>
-          <w:bCs/>
-        </w:rPr>
-        <w:t xml:space="preserve">            </w:t>
-      </w:r>
-      <w:proofErr w:type="spellStart"/>
-      <w:r>
-        <w:rPr>
-          <w:b/>
-          <w:bCs/>
-        </w:rPr>
-        <w:t>res.add</w:t>
-      </w:r>
-      <w:proofErr w:type="spellEnd"/>
-      <w:r>
-        <w:rPr>
-          <w:b/>
-          <w:bCs/>
-        </w:rPr>
-        <w:t>(m[</w:t>
-      </w:r>
-      <w:proofErr w:type="spellStart"/>
-      <w:r>
-        <w:rPr>
-          <w:b/>
-          <w:bCs/>
-        </w:rPr>
-        <w:t>i</w:t>
-      </w:r>
-      <w:proofErr w:type="spellEnd"/>
-      <w:r>
-        <w:rPr>
-          <w:b/>
-          <w:bCs/>
-        </w:rPr>
-        <w:t>][left]);</w:t>
+        <w:t xml:space="preserve">        for(int i = bottom ; i&gt;=top;i--)</w:t>
+      </w:r>
+    </w:p>
+    <w:p>
+      <w:pPr>
+        <w:rPr>
+          <w:b/>
+          <w:bCs/>
+        </w:rPr>
+      </w:pPr>
+      <w:r>
+        <w:rPr>
+          <w:b/>
+          <w:bCs/>
+        </w:rPr>
+        <w:t xml:space="preserve">            res.add(m[i][left]);</w:t>
       </w:r>
     </w:p>
     <w:p>
@@ -1124,39 +788,7 @@
           <w:b/>
           <w:bCs/>
         </w:rPr>
-        <w:t xml:space="preserve">-&gt;same as spiral 1 but create a matrix and assign the </w:t>
-      </w:r>
-      <w:proofErr w:type="spellStart"/>
-      <w:r>
-        <w:rPr>
-          <w:b/>
-          <w:bCs/>
-        </w:rPr>
-        <w:t>val</w:t>
-      </w:r>
-      <w:proofErr w:type="spellEnd"/>
-      <w:r>
-        <w:rPr>
-          <w:b/>
-          <w:bCs/>
-        </w:rPr>
-        <w:t xml:space="preserve">++to it (initial value of </w:t>
-      </w:r>
-      <w:proofErr w:type="spellStart"/>
-      <w:r>
-        <w:rPr>
-          <w:b/>
-          <w:bCs/>
-        </w:rPr>
-        <w:t>val</w:t>
-      </w:r>
-      <w:proofErr w:type="spellEnd"/>
-      <w:r>
-        <w:rPr>
-          <w:b/>
-          <w:bCs/>
-        </w:rPr>
-        <w:t>=1)</w:t>
+        <w:t>-&gt;same as spiral 1 but create a matrix and assign the val++to it (initial value of val=1)</w:t>
       </w:r>
     </w:p>
     <w:p>
@@ -1166,15 +798,7 @@
     </w:p>
     <w:p>
       <w:r>
-        <w:t xml:space="preserve">    public int[][] </w:t>
-      </w:r>
-      <w:proofErr w:type="spellStart"/>
-      <w:r>
-        <w:t>generateMatrix</w:t>
-      </w:r>
-      <w:proofErr w:type="spellEnd"/>
-      <w:r>
-        <w:t>(int n) {</w:t>
+        <w:t>    public int[][] generateMatrix(int n) {</w:t>
       </w:r>
     </w:p>
     <w:p>
@@ -1199,15 +823,7 @@
     </w:p>
     <w:p>
       <w:r>
-        <w:t xml:space="preserve">        int </w:t>
-      </w:r>
-      <w:proofErr w:type="spellStart"/>
-      <w:r>
-        <w:t>val</w:t>
-      </w:r>
-      <w:proofErr w:type="spellEnd"/>
-      <w:r>
-        <w:t xml:space="preserve"> = 1;</w:t>
+        <w:t>        int val = 1;</w:t>
       </w:r>
     </w:p>
     <w:p>
@@ -1227,31 +843,7 @@
     </w:p>
     <w:p>
       <w:r>
-        <w:t xml:space="preserve">            for(int </w:t>
-      </w:r>
-      <w:proofErr w:type="spellStart"/>
-      <w:r>
-        <w:t>i</w:t>
-      </w:r>
-      <w:proofErr w:type="spellEnd"/>
-      <w:r>
-        <w:t xml:space="preserve"> = left ; </w:t>
-      </w:r>
-      <w:proofErr w:type="spellStart"/>
-      <w:r>
-        <w:t>i</w:t>
-      </w:r>
-      <w:proofErr w:type="spellEnd"/>
-      <w:r>
-        <w:t>&lt;=</w:t>
-      </w:r>
-      <w:proofErr w:type="spellStart"/>
-      <w:r>
-        <w:t>right;i</w:t>
-      </w:r>
-      <w:proofErr w:type="spellEnd"/>
-      <w:r>
-        <w:t>++)</w:t>
+        <w:t>            for(int i = left ; i&lt;=right;i++)</w:t>
       </w:r>
     </w:p>
     <w:p>
@@ -1261,15 +853,7 @@
     </w:p>
     <w:p>
       <w:r>
-        <w:t>                res[top][</w:t>
-      </w:r>
-      <w:proofErr w:type="spellStart"/>
-      <w:r>
-        <w:t>i</w:t>
-      </w:r>
-      <w:proofErr w:type="spellEnd"/>
-      <w:r>
-        <w:t>] = val++;</w:t>
+        <w:t>                res[top][i] = val++;</w:t>
       </w:r>
     </w:p>
     <w:p>
@@ -1284,31 +868,7 @@
     </w:p>
     <w:p>
       <w:r>
-        <w:t xml:space="preserve">            for(int </w:t>
-      </w:r>
-      <w:proofErr w:type="spellStart"/>
-      <w:r>
-        <w:t>i</w:t>
-      </w:r>
-      <w:proofErr w:type="spellEnd"/>
-      <w:r>
-        <w:t xml:space="preserve"> = top ; </w:t>
-      </w:r>
-      <w:proofErr w:type="spellStart"/>
-      <w:r>
-        <w:t>i</w:t>
-      </w:r>
-      <w:proofErr w:type="spellEnd"/>
-      <w:r>
-        <w:t>&lt;=bottom ;</w:t>
-      </w:r>
-      <w:proofErr w:type="spellStart"/>
-      <w:r>
-        <w:t>i</w:t>
-      </w:r>
-      <w:proofErr w:type="spellEnd"/>
-      <w:r>
-        <w:t>++)</w:t>
+        <w:t>            for(int i = top ; i&lt;=bottom ;i++)</w:t>
       </w:r>
     </w:p>
     <w:p>
@@ -1318,23 +878,7 @@
     </w:p>
     <w:p>
       <w:r>
-        <w:t>                res[</w:t>
-      </w:r>
-      <w:proofErr w:type="spellStart"/>
-      <w:r>
-        <w:t>i</w:t>
-      </w:r>
-      <w:proofErr w:type="spellEnd"/>
-      <w:r>
-        <w:t xml:space="preserve">][right] = </w:t>
-      </w:r>
-      <w:proofErr w:type="spellStart"/>
-      <w:r>
-        <w:t>val</w:t>
-      </w:r>
-      <w:proofErr w:type="spellEnd"/>
-      <w:r>
-        <w:t>++;</w:t>
+        <w:t>                res[i][right] = val++;</w:t>
       </w:r>
     </w:p>
     <w:p>
@@ -1354,23 +898,7 @@
     </w:p>
     <w:p>
       <w:r>
-        <w:t xml:space="preserve">            for(int </w:t>
-      </w:r>
-      <w:proofErr w:type="spellStart"/>
-      <w:r>
-        <w:t>i</w:t>
-      </w:r>
-      <w:proofErr w:type="spellEnd"/>
-      <w:r>
-        <w:t xml:space="preserve"> = right ; </w:t>
-      </w:r>
-      <w:proofErr w:type="spellStart"/>
-      <w:r>
-        <w:t>i</w:t>
-      </w:r>
-      <w:proofErr w:type="spellEnd"/>
-      <w:r>
-        <w:t>&gt;=left ;i--)</w:t>
+        <w:t>            for(int i = right ; i&gt;=left ;i--)</w:t>
       </w:r>
     </w:p>
     <w:p>
@@ -1380,15 +908,7 @@
     </w:p>
     <w:p>
       <w:r>
-        <w:t>                res[bottom][</w:t>
-      </w:r>
-      <w:proofErr w:type="spellStart"/>
-      <w:r>
-        <w:t>i</w:t>
-      </w:r>
-      <w:proofErr w:type="spellEnd"/>
-      <w:r>
-        <w:t>] = val++;</w:t>
+        <w:t>                res[bottom][i] = val++;</w:t>
       </w:r>
     </w:p>
     <w:p>
@@ -1414,31 +934,7 @@
     </w:p>
     <w:p>
       <w:r>
-        <w:t xml:space="preserve">            for(int </w:t>
-      </w:r>
-      <w:proofErr w:type="spellStart"/>
-      <w:r>
-        <w:t>i</w:t>
-      </w:r>
-      <w:proofErr w:type="spellEnd"/>
-      <w:r>
-        <w:t xml:space="preserve"> = </w:t>
-      </w:r>
-      <w:proofErr w:type="spellStart"/>
-      <w:r>
-        <w:t>bottom;i</w:t>
-      </w:r>
-      <w:proofErr w:type="spellEnd"/>
-      <w:r>
-        <w:t>&gt;=</w:t>
-      </w:r>
-      <w:proofErr w:type="spellStart"/>
-      <w:r>
-        <w:t>top;i</w:t>
-      </w:r>
-      <w:proofErr w:type="spellEnd"/>
-      <w:r>
-        <w:t>--)</w:t>
+        <w:t>            for(int i = bottom;i&gt;=top;i--)</w:t>
       </w:r>
     </w:p>
     <w:p>
@@ -1448,23 +944,7 @@
     </w:p>
     <w:p>
       <w:r>
-        <w:t>                res[</w:t>
-      </w:r>
-      <w:proofErr w:type="spellStart"/>
-      <w:r>
-        <w:t>i</w:t>
-      </w:r>
-      <w:proofErr w:type="spellEnd"/>
-      <w:r>
-        <w:t xml:space="preserve">][left] = </w:t>
-      </w:r>
-      <w:proofErr w:type="spellStart"/>
-      <w:r>
-        <w:t>val</w:t>
-      </w:r>
-      <w:proofErr w:type="spellEnd"/>
-      <w:r>
-        <w:t>++;</w:t>
+        <w:t>                res[i][left] = val++;</w:t>
       </w:r>
     </w:p>
     <w:p>
@@ -1580,21 +1060,7 @@
         <w:rPr>
           <w:color w:val="000000" w:themeColor="text1"/>
         </w:rPr>
-        <w:t xml:space="preserve">    public int[][] </w:t>
-      </w:r>
-      <w:proofErr w:type="spellStart"/>
-      <w:r>
-        <w:rPr>
-          <w:color w:val="000000" w:themeColor="text1"/>
-        </w:rPr>
-        <w:t>spiralMatrixIII</w:t>
-      </w:r>
-      <w:proofErr w:type="spellEnd"/>
-      <w:r>
-        <w:rPr>
-          <w:color w:val="000000" w:themeColor="text1"/>
-        </w:rPr>
-        <w:t>(int rows, int cols, int r, int c) {</w:t>
+        <w:t>    public int[][] spiralMatrixIII(int rows, int cols, int r, int c) {</w:t>
       </w:r>
     </w:p>
     <w:p>
@@ -1633,21 +1099,7 @@
         <w:rPr>
           <w:color w:val="000000" w:themeColor="text1"/>
         </w:rPr>
-        <w:t xml:space="preserve">        int[][] </w:t>
-      </w:r>
-      <w:proofErr w:type="spellStart"/>
-      <w:r>
-        <w:rPr>
-          <w:color w:val="000000" w:themeColor="text1"/>
-        </w:rPr>
-        <w:t>dirs</w:t>
-      </w:r>
-      <w:proofErr w:type="spellEnd"/>
-      <w:r>
-        <w:rPr>
-          <w:color w:val="000000" w:themeColor="text1"/>
-        </w:rPr>
-        <w:t xml:space="preserve"> = {{0,1},{1,0},{0,-1},{-1,0}}; // right, down, left, up</w:t>
+        <w:t>        int[][] dirs = {{0,1},{1,0},{0,-1},{-1,0}}; // right, down, left, up</w:t>
       </w:r>
     </w:p>
     <w:p>
@@ -1707,163 +1159,83 @@
           <w:bCs/>
           <w:color w:val="000000" w:themeColor="text1"/>
         </w:rPr>
-        <w:t xml:space="preserve">            for(int </w:t>
-      </w:r>
-      <w:proofErr w:type="spellStart"/>
-      <w:r>
-        <w:rPr>
-          <w:b/>
-          <w:bCs/>
-          <w:color w:val="000000" w:themeColor="text1"/>
-        </w:rPr>
-        <w:t>i</w:t>
-      </w:r>
-      <w:proofErr w:type="spellEnd"/>
-      <w:r>
-        <w:rPr>
-          <w:b/>
-          <w:bCs/>
-          <w:color w:val="000000" w:themeColor="text1"/>
-        </w:rPr>
-        <w:t xml:space="preserve"> = 0; </w:t>
-      </w:r>
-      <w:proofErr w:type="spellStart"/>
-      <w:r>
-        <w:rPr>
-          <w:b/>
-          <w:bCs/>
-          <w:color w:val="000000" w:themeColor="text1"/>
-        </w:rPr>
-        <w:t>i</w:t>
-      </w:r>
-      <w:proofErr w:type="spellEnd"/>
-      <w:r>
-        <w:rPr>
-          <w:b/>
-          <w:bCs/>
-          <w:color w:val="000000" w:themeColor="text1"/>
-        </w:rPr>
-        <w:t xml:space="preserve"> &lt; 2; </w:t>
-      </w:r>
-      <w:proofErr w:type="spellStart"/>
-      <w:r>
-        <w:rPr>
-          <w:b/>
-          <w:bCs/>
-          <w:color w:val="000000" w:themeColor="text1"/>
-        </w:rPr>
-        <w:t>i</w:t>
-      </w:r>
-      <w:proofErr w:type="spellEnd"/>
-      <w:r>
-        <w:rPr>
-          <w:b/>
-          <w:bCs/>
-          <w:color w:val="000000" w:themeColor="text1"/>
-        </w:rPr>
-        <w:t>++) { // 2 directions before increasing steps</w:t>
-      </w:r>
-    </w:p>
-    <w:p>
-      <w:pPr>
-        <w:rPr>
-          <w:b/>
-          <w:bCs/>
-          <w:color w:val="000000" w:themeColor="text1"/>
-        </w:rPr>
-      </w:pPr>
-      <w:r>
-        <w:rPr>
-          <w:b/>
-          <w:bCs/>
-          <w:color w:val="000000" w:themeColor="text1"/>
-        </w:rPr>
-        <w:t xml:space="preserve">                for(int j = 0; j &lt; steps; </w:t>
-      </w:r>
-      <w:proofErr w:type="spellStart"/>
-      <w:r>
-        <w:rPr>
-          <w:b/>
-          <w:bCs/>
-          <w:color w:val="000000" w:themeColor="text1"/>
-        </w:rPr>
-        <w:t>j++</w:t>
-      </w:r>
-      <w:proofErr w:type="spellEnd"/>
-      <w:r>
-        <w:rPr>
-          <w:b/>
-          <w:bCs/>
-          <w:color w:val="000000" w:themeColor="text1"/>
-        </w:rPr>
-        <w:t>) {</w:t>
-      </w:r>
-    </w:p>
-    <w:p>
-      <w:pPr>
-        <w:rPr>
-          <w:color w:val="000000" w:themeColor="text1"/>
-        </w:rPr>
-      </w:pPr>
-      <w:r>
-        <w:rPr>
-          <w:color w:val="000000" w:themeColor="text1"/>
-        </w:rPr>
-        <w:t xml:space="preserve">                    r += </w:t>
-      </w:r>
-      <w:proofErr w:type="spellStart"/>
-      <w:r>
-        <w:rPr>
-          <w:color w:val="000000" w:themeColor="text1"/>
-        </w:rPr>
-        <w:t>dirs</w:t>
-      </w:r>
-      <w:proofErr w:type="spellEnd"/>
-      <w:r>
-        <w:rPr>
-          <w:color w:val="000000" w:themeColor="text1"/>
-        </w:rPr>
-        <w:t>[d][0];</w:t>
-      </w:r>
-    </w:p>
-    <w:p>
-      <w:pPr>
-        <w:rPr>
-          <w:color w:val="000000" w:themeColor="text1"/>
-        </w:rPr>
-      </w:pPr>
-      <w:r>
-        <w:rPr>
-          <w:color w:val="000000" w:themeColor="text1"/>
-        </w:rPr>
-        <w:t xml:space="preserve">                    c += </w:t>
-      </w:r>
-      <w:proofErr w:type="spellStart"/>
-      <w:r>
-        <w:rPr>
-          <w:color w:val="000000" w:themeColor="text1"/>
-        </w:rPr>
-        <w:t>dirs</w:t>
-      </w:r>
-      <w:proofErr w:type="spellEnd"/>
-      <w:r>
-        <w:rPr>
-          <w:color w:val="000000" w:themeColor="text1"/>
-        </w:rPr>
-        <w:t>[d][1];</w:t>
-      </w:r>
-    </w:p>
-    <w:p>
-      <w:pPr>
-        <w:rPr>
-          <w:color w:val="000000" w:themeColor="text1"/>
-        </w:rPr>
-      </w:pPr>
-      <w:r>
-        <w:rPr>
-          <w:color w:val="000000" w:themeColor="text1"/>
-        </w:rPr>
-        <w:t>                    if(r &gt;= 0 &amp;&amp; r &lt; rows &amp;&amp; c &gt;= 0 &amp;&amp; c &lt; cols) {</w:t>
+        <w:t>            for(int i = 0; i &lt; 2; i++) { // 2 directions before increasing steps</w:t>
+      </w:r>
+    </w:p>
+    <w:p>
+      <w:pPr>
+        <w:rPr>
+          <w:b/>
+          <w:bCs/>
+          <w:color w:val="000000" w:themeColor="text1"/>
+        </w:rPr>
+      </w:pPr>
+      <w:r>
+        <w:rPr>
+          <w:b/>
+          <w:bCs/>
+          <w:color w:val="000000" w:themeColor="text1"/>
+        </w:rPr>
+        <w:t>                for(int j = 0; j &lt; steps; j++) {</w:t>
+      </w:r>
+    </w:p>
+    <w:p>
+      <w:pPr>
+        <w:rPr>
+          <w:color w:val="000000" w:themeColor="text1"/>
+        </w:rPr>
+      </w:pPr>
+      <w:r>
+        <w:rPr>
+          <w:color w:val="000000" w:themeColor="text1"/>
+        </w:rPr>
+        <w:t>                    r += dirs[d][0];</w:t>
+      </w:r>
+    </w:p>
+    <w:p>
+      <w:pPr>
+        <w:rPr>
+          <w:color w:val="000000" w:themeColor="text1"/>
+        </w:rPr>
+      </w:pPr>
+      <w:r>
+        <w:rPr>
+          <w:color w:val="000000" w:themeColor="text1"/>
+        </w:rPr>
+        <w:t>                    c += dirs[d][1];</w:t>
+      </w:r>
+    </w:p>
+    <w:p>
+      <w:pPr>
+        <w:rPr>
+          <w:color w:val="000000" w:themeColor="text1"/>
+        </w:rPr>
+      </w:pPr>
+      <w:r>
+        <w:rPr>
+          <w:color w:val="000000" w:themeColor="text1"/>
+        </w:rPr>
+        <w:t>                    if(r &gt;= 0 &amp;&amp; r &lt; rows &amp;&amp; c &gt;= 0 &amp;&amp; c &lt; cols)</w:t>
+      </w:r>
+    </w:p>
+    <w:p>
+      <w:pPr>
+        <w:ind w:left="720"/>
+        <w:rPr>
+          <w:color w:val="000000" w:themeColor="text1"/>
+        </w:rPr>
+      </w:pPr>
+      <w:r>
+        <w:rPr>
+          <w:color w:val="000000" w:themeColor="text1"/>
+        </w:rPr>
+        <w:t xml:space="preserve">     </w:t>
+      </w:r>
+      <w:r>
+        <w:rPr>
+          <w:color w:val="000000" w:themeColor="text1"/>
+        </w:rPr>
+        <w:t xml:space="preserve"> {</w:t>
       </w:r>
     </w:p>
     <w:p>
@@ -2037,7 +1409,6 @@
           <w:b/>
           <w:bCs/>
         </w:rPr>
-        <w:lastRenderedPageBreak/>
         <w:t>LC#2326 SPIRAL MATRIX IV:LINKED LIST</w:t>
       </w:r>
     </w:p>
@@ -2212,9 +1583,17 @@
           <w:highlight w:val="yellow"/>
         </w:rPr>
         <w:tab/>
-        <w:t xml:space="preserve">res[][] = </w:t>
-      </w:r>
-      <w:proofErr w:type="spellStart"/>
+        <w:t>res[][] = head.val;</w:t>
+      </w:r>
+    </w:p>
+    <w:p>
+      <w:pPr>
+        <w:rPr>
+          <w:b/>
+          <w:bCs/>
+          <w:color w:val="C45911" w:themeColor="accent2" w:themeShade="BF"/>
+        </w:rPr>
+      </w:pPr>
       <w:r>
         <w:rPr>
           <w:b/>
@@ -2222,9 +1601,9 @@
           <w:color w:val="C45911" w:themeColor="accent2" w:themeShade="BF"/>
           <w:highlight w:val="yellow"/>
         </w:rPr>
-        <w:t>head.val</w:t>
-      </w:r>
-      <w:proofErr w:type="spellEnd"/>
+        <w:tab/>
+        <w:t>head = head.next;</w:t>
+      </w:r>
       <w:r>
         <w:rPr>
           <w:b/>
@@ -2232,7 +1611,7 @@
           <w:color w:val="C45911" w:themeColor="accent2" w:themeShade="BF"/>
           <w:highlight w:val="yellow"/>
         </w:rPr>
-        <w:t>;</w:t>
+        <w:t>}</w:t>
       </w:r>
     </w:p>
     <w:p>
@@ -2247,54 +1626,6 @@
         <w:rPr>
           <w:b/>
           <w:bCs/>
-          <w:color w:val="C45911" w:themeColor="accent2" w:themeShade="BF"/>
-          <w:highlight w:val="yellow"/>
-        </w:rPr>
-        <w:tab/>
-        <w:t xml:space="preserve">head = </w:t>
-      </w:r>
-      <w:proofErr w:type="spellStart"/>
-      <w:r>
-        <w:rPr>
-          <w:b/>
-          <w:bCs/>
-          <w:color w:val="C45911" w:themeColor="accent2" w:themeShade="BF"/>
-          <w:highlight w:val="yellow"/>
-        </w:rPr>
-        <w:t>head.next</w:t>
-      </w:r>
-      <w:proofErr w:type="spellEnd"/>
-      <w:r>
-        <w:rPr>
-          <w:b/>
-          <w:bCs/>
-          <w:color w:val="C45911" w:themeColor="accent2" w:themeShade="BF"/>
-          <w:highlight w:val="yellow"/>
-        </w:rPr>
-        <w:t>;</w:t>
-      </w:r>
-      <w:r>
-        <w:rPr>
-          <w:b/>
-          <w:bCs/>
-          <w:color w:val="C45911" w:themeColor="accent2" w:themeShade="BF"/>
-          <w:highlight w:val="yellow"/>
-        </w:rPr>
-        <w:t>}</w:t>
-      </w:r>
-    </w:p>
-    <w:p>
-      <w:pPr>
-        <w:rPr>
-          <w:b/>
-          <w:bCs/>
-          <w:color w:val="C45911" w:themeColor="accent2" w:themeShade="BF"/>
-        </w:rPr>
-      </w:pPr>
-      <w:r>
-        <w:rPr>
-          <w:b/>
-          <w:bCs/>
           <w:color w:val="000000" w:themeColor="text1"/>
         </w:rPr>
         <w:t>CODE:</w:t>
@@ -2323,35 +1654,7 @@
         <w:rPr>
           <w:color w:val="000000" w:themeColor="text1"/>
         </w:rPr>
-        <w:t xml:space="preserve">    public int[][] </w:t>
-      </w:r>
-      <w:proofErr w:type="spellStart"/>
-      <w:r>
-        <w:rPr>
-          <w:color w:val="000000" w:themeColor="text1"/>
-        </w:rPr>
-        <w:t>spiralMatrix</w:t>
-      </w:r>
-      <w:proofErr w:type="spellEnd"/>
-      <w:r>
-        <w:rPr>
-          <w:color w:val="000000" w:themeColor="text1"/>
-        </w:rPr>
-        <w:t xml:space="preserve">(int m, int n, </w:t>
-      </w:r>
-      <w:proofErr w:type="spellStart"/>
-      <w:r>
-        <w:rPr>
-          <w:color w:val="000000" w:themeColor="text1"/>
-        </w:rPr>
-        <w:t>ListNode</w:t>
-      </w:r>
-      <w:proofErr w:type="spellEnd"/>
-      <w:r>
-        <w:rPr>
-          <w:color w:val="000000" w:themeColor="text1"/>
-        </w:rPr>
-        <w:t xml:space="preserve"> head) {</w:t>
+        <w:t>    public int[][] spiralMatrix(int m, int n, ListNode head) {</w:t>
       </w:r>
     </w:p>
     <w:p>
@@ -2377,49 +1680,7 @@
         <w:rPr>
           <w:color w:val="000000" w:themeColor="text1"/>
         </w:rPr>
-        <w:t xml:space="preserve">        </w:t>
-      </w:r>
-      <w:proofErr w:type="spellStart"/>
-      <w:r>
-        <w:rPr>
-          <w:color w:val="000000" w:themeColor="text1"/>
-        </w:rPr>
-        <w:t>Arrays.stream</w:t>
-      </w:r>
-      <w:proofErr w:type="spellEnd"/>
-      <w:r>
-        <w:rPr>
-          <w:color w:val="000000" w:themeColor="text1"/>
-        </w:rPr>
-        <w:t>(res).</w:t>
-      </w:r>
-      <w:proofErr w:type="spellStart"/>
-      <w:r>
-        <w:rPr>
-          <w:color w:val="000000" w:themeColor="text1"/>
-        </w:rPr>
-        <w:t>forEach</w:t>
-      </w:r>
-      <w:proofErr w:type="spellEnd"/>
-      <w:r>
-        <w:rPr>
-          <w:color w:val="000000" w:themeColor="text1"/>
-        </w:rPr>
-        <w:t>(r-&gt;</w:t>
-      </w:r>
-      <w:proofErr w:type="spellStart"/>
-      <w:r>
-        <w:rPr>
-          <w:color w:val="000000" w:themeColor="text1"/>
-        </w:rPr>
-        <w:t>Arrays.fill</w:t>
-      </w:r>
-      <w:proofErr w:type="spellEnd"/>
-      <w:r>
-        <w:rPr>
-          <w:color w:val="000000" w:themeColor="text1"/>
-        </w:rPr>
-        <w:t>(r,-1));</w:t>
+        <w:t>        Arrays.stream(res).forEach(r-&gt;Arrays.fill(r,-1));</w:t>
       </w:r>
     </w:p>
     <w:p>
@@ -2458,49 +1719,7 @@
         <w:rPr>
           <w:color w:val="000000" w:themeColor="text1"/>
         </w:rPr>
-        <w:t xml:space="preserve">            for (int </w:t>
-      </w:r>
-      <w:proofErr w:type="spellStart"/>
-      <w:r>
-        <w:rPr>
-          <w:color w:val="000000" w:themeColor="text1"/>
-        </w:rPr>
-        <w:t>i</w:t>
-      </w:r>
-      <w:proofErr w:type="spellEnd"/>
-      <w:r>
-        <w:rPr>
-          <w:color w:val="000000" w:themeColor="text1"/>
-        </w:rPr>
-        <w:t xml:space="preserve"> = left; </w:t>
-      </w:r>
-      <w:proofErr w:type="spellStart"/>
-      <w:r>
-        <w:rPr>
-          <w:color w:val="000000" w:themeColor="text1"/>
-        </w:rPr>
-        <w:t>i</w:t>
-      </w:r>
-      <w:proofErr w:type="spellEnd"/>
-      <w:r>
-        <w:rPr>
-          <w:color w:val="000000" w:themeColor="text1"/>
-        </w:rPr>
-        <w:t xml:space="preserve"> &lt;= right; </w:t>
-      </w:r>
-      <w:proofErr w:type="spellStart"/>
-      <w:r>
-        <w:rPr>
-          <w:color w:val="000000" w:themeColor="text1"/>
-        </w:rPr>
-        <w:t>i</w:t>
-      </w:r>
-      <w:proofErr w:type="spellEnd"/>
-      <w:r>
-        <w:rPr>
-          <w:color w:val="000000" w:themeColor="text1"/>
-        </w:rPr>
-        <w:t>++) {</w:t>
+        <w:t>            for (int i = left; i &lt;= right; i++) {</w:t>
       </w:r>
     </w:p>
     <w:p>
@@ -2526,62 +1745,20 @@
         <w:rPr>
           <w:color w:val="000000" w:themeColor="text1"/>
         </w:rPr>
-        <w:t>                    res[top][</w:t>
-      </w:r>
-      <w:proofErr w:type="spellStart"/>
-      <w:r>
-        <w:rPr>
-          <w:color w:val="000000" w:themeColor="text1"/>
-        </w:rPr>
-        <w:t>i</w:t>
-      </w:r>
-      <w:proofErr w:type="spellEnd"/>
-      <w:r>
-        <w:rPr>
-          <w:color w:val="000000" w:themeColor="text1"/>
-        </w:rPr>
-        <w:t xml:space="preserve">] = </w:t>
-      </w:r>
-      <w:proofErr w:type="spellStart"/>
-      <w:r>
-        <w:rPr>
-          <w:color w:val="000000" w:themeColor="text1"/>
-        </w:rPr>
-        <w:t>head.val</w:t>
-      </w:r>
-      <w:proofErr w:type="spellEnd"/>
-      <w:r>
-        <w:rPr>
-          <w:color w:val="000000" w:themeColor="text1"/>
-        </w:rPr>
-        <w:t>;</w:t>
-      </w:r>
-    </w:p>
-    <w:p>
-      <w:pPr>
-        <w:rPr>
-          <w:color w:val="000000" w:themeColor="text1"/>
-        </w:rPr>
-      </w:pPr>
-      <w:r>
-        <w:rPr>
-          <w:color w:val="000000" w:themeColor="text1"/>
-        </w:rPr>
-        <w:t xml:space="preserve">                    head = </w:t>
-      </w:r>
-      <w:proofErr w:type="spellStart"/>
-      <w:r>
-        <w:rPr>
-          <w:color w:val="000000" w:themeColor="text1"/>
-        </w:rPr>
-        <w:t>head.next</w:t>
-      </w:r>
-      <w:proofErr w:type="spellEnd"/>
-      <w:r>
-        <w:rPr>
-          <w:color w:val="000000" w:themeColor="text1"/>
-        </w:rPr>
-        <w:t>;</w:t>
+        <w:t>                    res[top][i] = head.val;</w:t>
+      </w:r>
+    </w:p>
+    <w:p>
+      <w:pPr>
+        <w:rPr>
+          <w:color w:val="000000" w:themeColor="text1"/>
+        </w:rPr>
+      </w:pPr>
+      <w:r>
+        <w:rPr>
+          <w:color w:val="000000" w:themeColor="text1"/>
+        </w:rPr>
+        <w:t>                    head = head.next;</w:t>
       </w:r>
     </w:p>
     <w:p>
@@ -2640,598 +1817,346 @@
         <w:rPr>
           <w:color w:val="000000" w:themeColor="text1"/>
         </w:rPr>
+        <w:t>            for (int i = top; i &lt;= bottom; i++) {</w:t>
+      </w:r>
+    </w:p>
+    <w:p>
+      <w:pPr>
+        <w:rPr>
+          <w:color w:val="000000" w:themeColor="text1"/>
+        </w:rPr>
+      </w:pPr>
+      <w:r>
+        <w:rPr>
+          <w:color w:val="000000" w:themeColor="text1"/>
+        </w:rPr>
+        <w:t>                if (head != null) {</w:t>
+      </w:r>
+    </w:p>
+    <w:p>
+      <w:pPr>
+        <w:rPr>
+          <w:color w:val="000000" w:themeColor="text1"/>
+        </w:rPr>
+      </w:pPr>
+      <w:r>
+        <w:rPr>
+          <w:color w:val="000000" w:themeColor="text1"/>
+        </w:rPr>
+        <w:t>                    res[i][right] = head.val;</w:t>
+      </w:r>
+    </w:p>
+    <w:p>
+      <w:pPr>
+        <w:rPr>
+          <w:color w:val="000000" w:themeColor="text1"/>
+        </w:rPr>
+      </w:pPr>
+      <w:r>
+        <w:rPr>
+          <w:color w:val="000000" w:themeColor="text1"/>
+        </w:rPr>
+        <w:t>                    head = head.next;</w:t>
+      </w:r>
+    </w:p>
+    <w:p>
+      <w:pPr>
+        <w:rPr>
+          <w:color w:val="000000" w:themeColor="text1"/>
+        </w:rPr>
+      </w:pPr>
+      <w:r>
+        <w:rPr>
+          <w:color w:val="000000" w:themeColor="text1"/>
+        </w:rPr>
+        <w:t>                }</w:t>
+      </w:r>
+    </w:p>
+    <w:p>
+      <w:pPr>
+        <w:rPr>
+          <w:color w:val="000000" w:themeColor="text1"/>
+        </w:rPr>
+      </w:pPr>
+      <w:r>
+        <w:rPr>
+          <w:color w:val="000000" w:themeColor="text1"/>
+        </w:rPr>
+        <w:t>            }</w:t>
+      </w:r>
+    </w:p>
+    <w:p>
+      <w:pPr>
+        <w:rPr>
+          <w:color w:val="000000" w:themeColor="text1"/>
+        </w:rPr>
+      </w:pPr>
+      <w:r>
+        <w:rPr>
+          <w:color w:val="000000" w:themeColor="text1"/>
+        </w:rPr>
+        <w:t>            right--;</w:t>
+      </w:r>
+    </w:p>
+    <w:p>
+      <w:pPr>
+        <w:rPr>
+          <w:color w:val="000000" w:themeColor="text1"/>
+        </w:rPr>
+      </w:pPr>
+    </w:p>
+    <w:p>
+      <w:pPr>
+        <w:rPr>
+          <w:color w:val="000000" w:themeColor="text1"/>
+        </w:rPr>
+      </w:pPr>
+      <w:r>
+        <w:rPr>
+          <w:color w:val="000000" w:themeColor="text1"/>
+        </w:rPr>
+        <w:t>            if (top &lt;= bottom) {</w:t>
+      </w:r>
+    </w:p>
+    <w:p>
+      <w:pPr>
+        <w:rPr>
+          <w:color w:val="000000" w:themeColor="text1"/>
+        </w:rPr>
+      </w:pPr>
+      <w:r>
+        <w:rPr>
+          <w:color w:val="000000" w:themeColor="text1"/>
+        </w:rPr>
+        <w:t>                for (int i = right; i &gt;= left; i--) {</w:t>
+      </w:r>
+    </w:p>
+    <w:p>
+      <w:pPr>
+        <w:rPr>
+          <w:color w:val="000000" w:themeColor="text1"/>
+        </w:rPr>
+      </w:pPr>
+      <w:r>
+        <w:rPr>
+          <w:color w:val="000000" w:themeColor="text1"/>
+        </w:rPr>
+        <w:t>                    if (head != null) {</w:t>
+      </w:r>
+    </w:p>
+    <w:p>
+      <w:pPr>
+        <w:rPr>
+          <w:color w:val="000000" w:themeColor="text1"/>
+        </w:rPr>
+      </w:pPr>
+      <w:r>
+        <w:rPr>
+          <w:color w:val="000000" w:themeColor="text1"/>
+        </w:rPr>
+        <w:t>                        res[bottom][i] = head.val;</w:t>
+      </w:r>
+    </w:p>
+    <w:p>
+      <w:pPr>
+        <w:rPr>
+          <w:color w:val="000000" w:themeColor="text1"/>
+        </w:rPr>
+      </w:pPr>
+      <w:r>
+        <w:rPr>
+          <w:color w:val="000000" w:themeColor="text1"/>
+        </w:rPr>
+        <w:t>                        head = head.next;</w:t>
+      </w:r>
+    </w:p>
+    <w:p>
+      <w:pPr>
+        <w:rPr>
+          <w:color w:val="000000" w:themeColor="text1"/>
+        </w:rPr>
+      </w:pPr>
+      <w:r>
+        <w:rPr>
+          <w:color w:val="000000" w:themeColor="text1"/>
+        </w:rPr>
+        <w:t>                    }</w:t>
+      </w:r>
+    </w:p>
+    <w:p>
+      <w:pPr>
+        <w:rPr>
+          <w:color w:val="000000" w:themeColor="text1"/>
+        </w:rPr>
+      </w:pPr>
+      <w:r>
+        <w:rPr>
+          <w:color w:val="000000" w:themeColor="text1"/>
+        </w:rPr>
+        <w:t>                }</w:t>
+      </w:r>
+    </w:p>
+    <w:p>
+      <w:pPr>
+        <w:rPr>
+          <w:color w:val="000000" w:themeColor="text1"/>
+        </w:rPr>
+      </w:pPr>
+      <w:r>
+        <w:rPr>
+          <w:color w:val="000000" w:themeColor="text1"/>
+        </w:rPr>
+        <w:t>                bottom--;</w:t>
+      </w:r>
+    </w:p>
+    <w:p>
+      <w:pPr>
+        <w:rPr>
+          <w:color w:val="000000" w:themeColor="text1"/>
+        </w:rPr>
+      </w:pPr>
+      <w:r>
+        <w:rPr>
+          <w:color w:val="000000" w:themeColor="text1"/>
+        </w:rPr>
+        <w:t>            }</w:t>
+      </w:r>
+    </w:p>
+    <w:p>
+      <w:pPr>
+        <w:rPr>
+          <w:color w:val="000000" w:themeColor="text1"/>
+        </w:rPr>
+      </w:pPr>
+    </w:p>
+    <w:p>
+      <w:pPr>
+        <w:rPr>
+          <w:color w:val="000000" w:themeColor="text1"/>
+        </w:rPr>
+      </w:pPr>
+      <w:r>
+        <w:rPr>
+          <w:color w:val="000000" w:themeColor="text1"/>
+        </w:rPr>
+        <w:t>            if (left &lt;= right) {</w:t>
+      </w:r>
+    </w:p>
+    <w:p>
+      <w:pPr>
+        <w:rPr>
+          <w:color w:val="000000" w:themeColor="text1"/>
+        </w:rPr>
+      </w:pPr>
+      <w:r>
+        <w:rPr>
+          <w:color w:val="000000" w:themeColor="text1"/>
+        </w:rPr>
+        <w:t>                for (int i = bottom; i &gt;= top; i--) {</w:t>
+      </w:r>
+    </w:p>
+    <w:p>
+      <w:pPr>
+        <w:rPr>
+          <w:color w:val="000000" w:themeColor="text1"/>
+        </w:rPr>
+      </w:pPr>
+      <w:r>
+        <w:rPr>
+          <w:color w:val="000000" w:themeColor="text1"/>
+        </w:rPr>
+        <w:t>                    if (head != null) {</w:t>
+      </w:r>
+    </w:p>
+    <w:p>
+      <w:pPr>
+        <w:rPr>
+          <w:color w:val="000000" w:themeColor="text1"/>
+        </w:rPr>
+      </w:pPr>
+      <w:r>
+        <w:rPr>
+          <w:color w:val="000000" w:themeColor="text1"/>
+        </w:rPr>
+        <w:t>                        res[i][left] = head.val;</w:t>
+      </w:r>
+    </w:p>
+    <w:p>
+      <w:pPr>
+        <w:rPr>
+          <w:color w:val="000000" w:themeColor="text1"/>
+        </w:rPr>
+      </w:pPr>
+      <w:r>
+        <w:rPr>
+          <w:color w:val="000000" w:themeColor="text1"/>
+        </w:rPr>
+        <w:t>                        head = head.next;</w:t>
+      </w:r>
+    </w:p>
+    <w:p>
+      <w:pPr>
+        <w:rPr>
+          <w:color w:val="000000" w:themeColor="text1"/>
+        </w:rPr>
+      </w:pPr>
+      <w:r>
+        <w:rPr>
+          <w:color w:val="000000" w:themeColor="text1"/>
+        </w:rPr>
+        <w:t>                    }</w:t>
+      </w:r>
+    </w:p>
+    <w:p>
+      <w:pPr>
+        <w:rPr>
+          <w:color w:val="000000" w:themeColor="text1"/>
+        </w:rPr>
+      </w:pPr>
+      <w:r>
+        <w:rPr>
+          <w:color w:val="000000" w:themeColor="text1"/>
+        </w:rPr>
+        <w:t>                }</w:t>
+      </w:r>
+    </w:p>
+    <w:p>
+      <w:pPr>
+        <w:rPr>
+          <w:color w:val="000000" w:themeColor="text1"/>
+        </w:rPr>
+      </w:pPr>
+      <w:r>
+        <w:rPr>
+          <w:color w:val="000000" w:themeColor="text1"/>
+        </w:rPr>
+        <w:t>                left++;</w:t>
+      </w:r>
+    </w:p>
+    <w:p>
+      <w:pPr>
+        <w:rPr>
+          <w:color w:val="000000" w:themeColor="text1"/>
+        </w:rPr>
+      </w:pPr>
+      <w:r>
+        <w:rPr>
+          <w:color w:val="000000" w:themeColor="text1"/>
+        </w:rPr>
+        <w:t>            }</w:t>
+      </w:r>
+    </w:p>
+    <w:p>
+      <w:pPr>
+        <w:rPr>
+          <w:color w:val="000000" w:themeColor="text1"/>
+        </w:rPr>
+      </w:pPr>
+      <w:r>
+        <w:rPr>
+          <w:color w:val="000000" w:themeColor="text1"/>
+        </w:rPr>
         <w:lastRenderedPageBreak/>
-        <w:t xml:space="preserve">            for (int </w:t>
-      </w:r>
-      <w:proofErr w:type="spellStart"/>
-      <w:r>
-        <w:rPr>
-          <w:color w:val="000000" w:themeColor="text1"/>
-        </w:rPr>
-        <w:t>i</w:t>
-      </w:r>
-      <w:proofErr w:type="spellEnd"/>
-      <w:r>
-        <w:rPr>
-          <w:color w:val="000000" w:themeColor="text1"/>
-        </w:rPr>
-        <w:t xml:space="preserve"> = top; </w:t>
-      </w:r>
-      <w:proofErr w:type="spellStart"/>
-      <w:r>
-        <w:rPr>
-          <w:color w:val="000000" w:themeColor="text1"/>
-        </w:rPr>
-        <w:t>i</w:t>
-      </w:r>
-      <w:proofErr w:type="spellEnd"/>
-      <w:r>
-        <w:rPr>
-          <w:color w:val="000000" w:themeColor="text1"/>
-        </w:rPr>
-        <w:t xml:space="preserve"> &lt;= bottom; </w:t>
-      </w:r>
-      <w:proofErr w:type="spellStart"/>
-      <w:r>
-        <w:rPr>
-          <w:color w:val="000000" w:themeColor="text1"/>
-        </w:rPr>
-        <w:t>i</w:t>
-      </w:r>
-      <w:proofErr w:type="spellEnd"/>
-      <w:r>
-        <w:rPr>
-          <w:color w:val="000000" w:themeColor="text1"/>
-        </w:rPr>
-        <w:t>++) {</w:t>
-      </w:r>
-    </w:p>
-    <w:p>
-      <w:pPr>
-        <w:rPr>
-          <w:color w:val="000000" w:themeColor="text1"/>
-        </w:rPr>
-      </w:pPr>
-      <w:r>
-        <w:rPr>
-          <w:color w:val="000000" w:themeColor="text1"/>
-        </w:rPr>
-        <w:t>                if (head != null) {</w:t>
-      </w:r>
-    </w:p>
-    <w:p>
-      <w:pPr>
-        <w:rPr>
-          <w:color w:val="000000" w:themeColor="text1"/>
-        </w:rPr>
-      </w:pPr>
-      <w:r>
-        <w:rPr>
-          <w:color w:val="000000" w:themeColor="text1"/>
-        </w:rPr>
-        <w:t>                    res[</w:t>
-      </w:r>
-      <w:proofErr w:type="spellStart"/>
-      <w:r>
-        <w:rPr>
-          <w:color w:val="000000" w:themeColor="text1"/>
-        </w:rPr>
-        <w:t>i</w:t>
-      </w:r>
-      <w:proofErr w:type="spellEnd"/>
-      <w:r>
-        <w:rPr>
-          <w:color w:val="000000" w:themeColor="text1"/>
-        </w:rPr>
-        <w:t xml:space="preserve">][right] = </w:t>
-      </w:r>
-      <w:proofErr w:type="spellStart"/>
-      <w:r>
-        <w:rPr>
-          <w:color w:val="000000" w:themeColor="text1"/>
-        </w:rPr>
-        <w:t>head.val</w:t>
-      </w:r>
-      <w:proofErr w:type="spellEnd"/>
-      <w:r>
-        <w:rPr>
-          <w:color w:val="000000" w:themeColor="text1"/>
-        </w:rPr>
-        <w:t>;</w:t>
-      </w:r>
-    </w:p>
-    <w:p>
-      <w:pPr>
-        <w:rPr>
-          <w:color w:val="000000" w:themeColor="text1"/>
-        </w:rPr>
-      </w:pPr>
-      <w:r>
-        <w:rPr>
-          <w:color w:val="000000" w:themeColor="text1"/>
-        </w:rPr>
-        <w:t xml:space="preserve">                    head = </w:t>
-      </w:r>
-      <w:proofErr w:type="spellStart"/>
-      <w:r>
-        <w:rPr>
-          <w:color w:val="000000" w:themeColor="text1"/>
-        </w:rPr>
-        <w:t>head.next</w:t>
-      </w:r>
-      <w:proofErr w:type="spellEnd"/>
-      <w:r>
-        <w:rPr>
-          <w:color w:val="000000" w:themeColor="text1"/>
-        </w:rPr>
-        <w:t>;</w:t>
-      </w:r>
-    </w:p>
-    <w:p>
-      <w:pPr>
-        <w:rPr>
-          <w:color w:val="000000" w:themeColor="text1"/>
-        </w:rPr>
-      </w:pPr>
-      <w:r>
-        <w:rPr>
-          <w:color w:val="000000" w:themeColor="text1"/>
-        </w:rPr>
-        <w:t>                }</w:t>
-      </w:r>
-    </w:p>
-    <w:p>
-      <w:pPr>
-        <w:rPr>
-          <w:color w:val="000000" w:themeColor="text1"/>
-        </w:rPr>
-      </w:pPr>
-      <w:r>
-        <w:rPr>
-          <w:color w:val="000000" w:themeColor="text1"/>
-        </w:rPr>
-        <w:t>            }</w:t>
-      </w:r>
-    </w:p>
-    <w:p>
-      <w:pPr>
-        <w:rPr>
-          <w:color w:val="000000" w:themeColor="text1"/>
-        </w:rPr>
-      </w:pPr>
-      <w:r>
-        <w:rPr>
-          <w:color w:val="000000" w:themeColor="text1"/>
-        </w:rPr>
-        <w:t>            right--;</w:t>
-      </w:r>
-    </w:p>
-    <w:p>
-      <w:pPr>
-        <w:rPr>
-          <w:color w:val="000000" w:themeColor="text1"/>
-        </w:rPr>
-      </w:pPr>
-    </w:p>
-    <w:p>
-      <w:pPr>
-        <w:rPr>
-          <w:color w:val="000000" w:themeColor="text1"/>
-        </w:rPr>
-      </w:pPr>
-      <w:r>
-        <w:rPr>
-          <w:color w:val="000000" w:themeColor="text1"/>
-        </w:rPr>
-        <w:t>            if (top &lt;= bottom) {</w:t>
-      </w:r>
-    </w:p>
-    <w:p>
-      <w:pPr>
-        <w:rPr>
-          <w:color w:val="000000" w:themeColor="text1"/>
-        </w:rPr>
-      </w:pPr>
-      <w:r>
-        <w:rPr>
-          <w:color w:val="000000" w:themeColor="text1"/>
-        </w:rPr>
-        <w:t xml:space="preserve">                for (int </w:t>
-      </w:r>
-      <w:proofErr w:type="spellStart"/>
-      <w:r>
-        <w:rPr>
-          <w:color w:val="000000" w:themeColor="text1"/>
-        </w:rPr>
-        <w:t>i</w:t>
-      </w:r>
-      <w:proofErr w:type="spellEnd"/>
-      <w:r>
-        <w:rPr>
-          <w:color w:val="000000" w:themeColor="text1"/>
-        </w:rPr>
-        <w:t xml:space="preserve"> = right; </w:t>
-      </w:r>
-      <w:proofErr w:type="spellStart"/>
-      <w:r>
-        <w:rPr>
-          <w:color w:val="000000" w:themeColor="text1"/>
-        </w:rPr>
-        <w:t>i</w:t>
-      </w:r>
-      <w:proofErr w:type="spellEnd"/>
-      <w:r>
-        <w:rPr>
-          <w:color w:val="000000" w:themeColor="text1"/>
-        </w:rPr>
-        <w:t xml:space="preserve"> &gt;= left; </w:t>
-      </w:r>
-      <w:proofErr w:type="spellStart"/>
-      <w:r>
-        <w:rPr>
-          <w:color w:val="000000" w:themeColor="text1"/>
-        </w:rPr>
-        <w:t>i</w:t>
-      </w:r>
-      <w:proofErr w:type="spellEnd"/>
-      <w:r>
-        <w:rPr>
-          <w:color w:val="000000" w:themeColor="text1"/>
-        </w:rPr>
-        <w:t>--) {</w:t>
-      </w:r>
-    </w:p>
-    <w:p>
-      <w:pPr>
-        <w:rPr>
-          <w:color w:val="000000" w:themeColor="text1"/>
-        </w:rPr>
-      </w:pPr>
-      <w:r>
-        <w:rPr>
-          <w:color w:val="000000" w:themeColor="text1"/>
-        </w:rPr>
-        <w:t>                    if (head != null) {</w:t>
-      </w:r>
-    </w:p>
-    <w:p>
-      <w:pPr>
-        <w:rPr>
-          <w:color w:val="000000" w:themeColor="text1"/>
-        </w:rPr>
-      </w:pPr>
-      <w:r>
-        <w:rPr>
-          <w:color w:val="000000" w:themeColor="text1"/>
-        </w:rPr>
-        <w:t>                        res[bottom][</w:t>
-      </w:r>
-      <w:proofErr w:type="spellStart"/>
-      <w:r>
-        <w:rPr>
-          <w:color w:val="000000" w:themeColor="text1"/>
-        </w:rPr>
-        <w:t>i</w:t>
-      </w:r>
-      <w:proofErr w:type="spellEnd"/>
-      <w:r>
-        <w:rPr>
-          <w:color w:val="000000" w:themeColor="text1"/>
-        </w:rPr>
-        <w:t xml:space="preserve">] = </w:t>
-      </w:r>
-      <w:proofErr w:type="spellStart"/>
-      <w:r>
-        <w:rPr>
-          <w:color w:val="000000" w:themeColor="text1"/>
-        </w:rPr>
-        <w:t>head.val</w:t>
-      </w:r>
-      <w:proofErr w:type="spellEnd"/>
-      <w:r>
-        <w:rPr>
-          <w:color w:val="000000" w:themeColor="text1"/>
-        </w:rPr>
-        <w:t>;</w:t>
-      </w:r>
-    </w:p>
-    <w:p>
-      <w:pPr>
-        <w:rPr>
-          <w:color w:val="000000" w:themeColor="text1"/>
-        </w:rPr>
-      </w:pPr>
-      <w:r>
-        <w:rPr>
-          <w:color w:val="000000" w:themeColor="text1"/>
-        </w:rPr>
-        <w:t xml:space="preserve">                        head = </w:t>
-      </w:r>
-      <w:proofErr w:type="spellStart"/>
-      <w:r>
-        <w:rPr>
-          <w:color w:val="000000" w:themeColor="text1"/>
-        </w:rPr>
-        <w:t>head.next</w:t>
-      </w:r>
-      <w:proofErr w:type="spellEnd"/>
-      <w:r>
-        <w:rPr>
-          <w:color w:val="000000" w:themeColor="text1"/>
-        </w:rPr>
-        <w:t>;</w:t>
-      </w:r>
-    </w:p>
-    <w:p>
-      <w:pPr>
-        <w:rPr>
-          <w:color w:val="000000" w:themeColor="text1"/>
-        </w:rPr>
-      </w:pPr>
-      <w:r>
-        <w:rPr>
-          <w:color w:val="000000" w:themeColor="text1"/>
-        </w:rPr>
-        <w:t>                    }</w:t>
-      </w:r>
-    </w:p>
-    <w:p>
-      <w:pPr>
-        <w:rPr>
-          <w:color w:val="000000" w:themeColor="text1"/>
-        </w:rPr>
-      </w:pPr>
-      <w:r>
-        <w:rPr>
-          <w:color w:val="000000" w:themeColor="text1"/>
-        </w:rPr>
-        <w:t>                }</w:t>
-      </w:r>
-    </w:p>
-    <w:p>
-      <w:pPr>
-        <w:rPr>
-          <w:color w:val="000000" w:themeColor="text1"/>
-        </w:rPr>
-      </w:pPr>
-      <w:r>
-        <w:rPr>
-          <w:color w:val="000000" w:themeColor="text1"/>
-        </w:rPr>
-        <w:t>                bottom--;</w:t>
-      </w:r>
-    </w:p>
-    <w:p>
-      <w:pPr>
-        <w:rPr>
-          <w:color w:val="000000" w:themeColor="text1"/>
-        </w:rPr>
-      </w:pPr>
-      <w:r>
-        <w:rPr>
-          <w:color w:val="000000" w:themeColor="text1"/>
-        </w:rPr>
-        <w:t>            }</w:t>
-      </w:r>
-    </w:p>
-    <w:p>
-      <w:pPr>
-        <w:rPr>
-          <w:color w:val="000000" w:themeColor="text1"/>
-        </w:rPr>
-      </w:pPr>
-    </w:p>
-    <w:p>
-      <w:pPr>
-        <w:rPr>
-          <w:color w:val="000000" w:themeColor="text1"/>
-        </w:rPr>
-      </w:pPr>
-      <w:r>
-        <w:rPr>
-          <w:color w:val="000000" w:themeColor="text1"/>
-        </w:rPr>
-        <w:t>            if (left &lt;= right) {</w:t>
-      </w:r>
-    </w:p>
-    <w:p>
-      <w:pPr>
-        <w:rPr>
-          <w:color w:val="000000" w:themeColor="text1"/>
-        </w:rPr>
-      </w:pPr>
-      <w:r>
-        <w:rPr>
-          <w:color w:val="000000" w:themeColor="text1"/>
-        </w:rPr>
-        <w:t xml:space="preserve">                for (int </w:t>
-      </w:r>
-      <w:proofErr w:type="spellStart"/>
-      <w:r>
-        <w:rPr>
-          <w:color w:val="000000" w:themeColor="text1"/>
-        </w:rPr>
-        <w:t>i</w:t>
-      </w:r>
-      <w:proofErr w:type="spellEnd"/>
-      <w:r>
-        <w:rPr>
-          <w:color w:val="000000" w:themeColor="text1"/>
-        </w:rPr>
-        <w:t xml:space="preserve"> = bottom; </w:t>
-      </w:r>
-      <w:proofErr w:type="spellStart"/>
-      <w:r>
-        <w:rPr>
-          <w:color w:val="000000" w:themeColor="text1"/>
-        </w:rPr>
-        <w:t>i</w:t>
-      </w:r>
-      <w:proofErr w:type="spellEnd"/>
-      <w:r>
-        <w:rPr>
-          <w:color w:val="000000" w:themeColor="text1"/>
-        </w:rPr>
-        <w:t xml:space="preserve"> &gt;= top; </w:t>
-      </w:r>
-      <w:proofErr w:type="spellStart"/>
-      <w:r>
-        <w:rPr>
-          <w:color w:val="000000" w:themeColor="text1"/>
-        </w:rPr>
-        <w:t>i</w:t>
-      </w:r>
-      <w:proofErr w:type="spellEnd"/>
-      <w:r>
-        <w:rPr>
-          <w:color w:val="000000" w:themeColor="text1"/>
-        </w:rPr>
-        <w:t>--) {</w:t>
-      </w:r>
-    </w:p>
-    <w:p>
-      <w:pPr>
-        <w:rPr>
-          <w:color w:val="000000" w:themeColor="text1"/>
-        </w:rPr>
-      </w:pPr>
-      <w:r>
-        <w:rPr>
-          <w:color w:val="000000" w:themeColor="text1"/>
-        </w:rPr>
-        <w:t>                    if (head != null) {</w:t>
-      </w:r>
-    </w:p>
-    <w:p>
-      <w:pPr>
-        <w:rPr>
-          <w:color w:val="000000" w:themeColor="text1"/>
-        </w:rPr>
-      </w:pPr>
-      <w:r>
-        <w:rPr>
-          <w:color w:val="000000" w:themeColor="text1"/>
-        </w:rPr>
-        <w:t>                        res[</w:t>
-      </w:r>
-      <w:proofErr w:type="spellStart"/>
-      <w:r>
-        <w:rPr>
-          <w:color w:val="000000" w:themeColor="text1"/>
-        </w:rPr>
-        <w:t>i</w:t>
-      </w:r>
-      <w:proofErr w:type="spellEnd"/>
-      <w:r>
-        <w:rPr>
-          <w:color w:val="000000" w:themeColor="text1"/>
-        </w:rPr>
-        <w:t xml:space="preserve">][left] = </w:t>
-      </w:r>
-      <w:proofErr w:type="spellStart"/>
-      <w:r>
-        <w:rPr>
-          <w:color w:val="000000" w:themeColor="text1"/>
-        </w:rPr>
-        <w:t>head.val</w:t>
-      </w:r>
-      <w:proofErr w:type="spellEnd"/>
-      <w:r>
-        <w:rPr>
-          <w:color w:val="000000" w:themeColor="text1"/>
-        </w:rPr>
-        <w:t>;</w:t>
-      </w:r>
-    </w:p>
-    <w:p>
-      <w:pPr>
-        <w:rPr>
-          <w:color w:val="000000" w:themeColor="text1"/>
-        </w:rPr>
-      </w:pPr>
-      <w:r>
-        <w:rPr>
-          <w:color w:val="000000" w:themeColor="text1"/>
-        </w:rPr>
-        <w:t xml:space="preserve">                        head = </w:t>
-      </w:r>
-      <w:proofErr w:type="spellStart"/>
-      <w:r>
-        <w:rPr>
-          <w:color w:val="000000" w:themeColor="text1"/>
-        </w:rPr>
-        <w:t>head.next</w:t>
-      </w:r>
-      <w:proofErr w:type="spellEnd"/>
-      <w:r>
-        <w:rPr>
-          <w:color w:val="000000" w:themeColor="text1"/>
-        </w:rPr>
-        <w:t>;</w:t>
-      </w:r>
-    </w:p>
-    <w:p>
-      <w:pPr>
-        <w:rPr>
-          <w:color w:val="000000" w:themeColor="text1"/>
-        </w:rPr>
-      </w:pPr>
-      <w:r>
-        <w:rPr>
-          <w:color w:val="000000" w:themeColor="text1"/>
-        </w:rPr>
-        <w:t>                    }</w:t>
-      </w:r>
-    </w:p>
-    <w:p>
-      <w:pPr>
-        <w:rPr>
-          <w:color w:val="000000" w:themeColor="text1"/>
-        </w:rPr>
-      </w:pPr>
-      <w:r>
-        <w:rPr>
-          <w:color w:val="000000" w:themeColor="text1"/>
-        </w:rPr>
-        <w:t>                }</w:t>
-      </w:r>
-    </w:p>
-    <w:p>
-      <w:pPr>
-        <w:rPr>
-          <w:color w:val="000000" w:themeColor="text1"/>
-        </w:rPr>
-      </w:pPr>
-      <w:r>
-        <w:rPr>
-          <w:color w:val="000000" w:themeColor="text1"/>
-        </w:rPr>
-        <w:t>                left++;</w:t>
-      </w:r>
-    </w:p>
-    <w:p>
-      <w:pPr>
-        <w:rPr>
-          <w:color w:val="000000" w:themeColor="text1"/>
-        </w:rPr>
-      </w:pPr>
-      <w:r>
-        <w:rPr>
-          <w:color w:val="000000" w:themeColor="text1"/>
-        </w:rPr>
-        <w:t>            }</w:t>
-      </w:r>
-    </w:p>
-    <w:p>
-      <w:pPr>
-        <w:rPr>
-          <w:color w:val="000000" w:themeColor="text1"/>
-        </w:rPr>
-      </w:pPr>
-      <w:r>
-        <w:rPr>
-          <w:color w:val="000000" w:themeColor="text1"/>
-        </w:rPr>
         <w:t>        }</w:t>
       </w:r>
     </w:p>
@@ -3245,7 +2170,6 @@
         <w:rPr>
           <w:color w:val="000000" w:themeColor="text1"/>
         </w:rPr>
-        <w:lastRenderedPageBreak/>
         <w:t>        return res;</w:t>
       </w:r>
     </w:p>
@@ -3898,6 +2822,7 @@
   <w:style w:type="character" w:default="1" w:styleId="DefaultParagraphFont">
     <w:name w:val="Default Paragraph Font"/>
     <w:uiPriority w:val="1"/>
+    <w:semiHidden/>
     <w:unhideWhenUsed/>
   </w:style>
   <w:style w:type="table" w:default="1" w:styleId="TableNormal">
